--- a/templates/000_pm_suite/02_프로젝트 개발/03_분석/02_환경분석/프로젝트명_환경분석서_V1.0_20230530.docx
+++ b/templates/000_pm_suite/02_프로젝트 개발/03_분석/02_환경분석/프로젝트명_환경분석서_V1.0_20230530.docx
@@ -38,7 +38,7 @@
           <w:sz w:val="36"/>
           <w:szCs w:val="36"/>
         </w:rPr>
-        <w:t>프로젝트명</w:t>
+        <w:t>한빛글로벌 SyncGuard AI</w:t>
       </w:r>
       <w:proofErr w:type="spellEnd"/>
     </w:p>
@@ -255,7 +255,7 @@
                 <w:color w:val="000000"/>
                 <w:kern w:val="0"/>
               </w:rPr>
-              <w:t xml:space="preserve"> 홍길동</w:t>
+              <w:t xml:space="preserve"> 박진우 수석</w:t>
             </w:r>
           </w:p>
         </w:tc>
@@ -292,7 +292,7 @@
                 <w:color w:val="000000"/>
                 <w:kern w:val="0"/>
               </w:rPr>
-              <w:t>Date : 2022.3.29</w:t>
+              <w:t>Date : 2026.05.01</w:t>
             </w:r>
           </w:p>
         </w:tc>
@@ -14330,7 +14330,7 @@
                               <w:sz w:val="24"/>
                               <w:szCs w:val="24"/>
                             </w:rPr>
-                            <w:t>프로젝트명</w:t>
+                            <w:t>한빛글로벌 SyncGuard AI</w:t>
                           </w:r>
                           <w:proofErr w:type="spellEnd"/>
                         </w:p>
@@ -14378,7 +14378,7 @@
                         <w:sz w:val="24"/>
                         <w:szCs w:val="24"/>
                       </w:rPr>
-                      <w:t>프로젝트명</w:t>
+                      <w:t>한빛글로벌 SyncGuard AI</w:t>
                     </w:r>
                     <w:proofErr w:type="spellEnd"/>
                   </w:p>

--- a/templates/000_pm_suite/02_프로젝트 개발/03_분석/02_환경분석/프로젝트명_환경분석서_V1.0_20230530.docx
+++ b/templates/000_pm_suite/02_프로젝트 개발/03_분석/02_환경분석/프로젝트명_환경분석서_V1.0_20230530.docx
@@ -38,7 +38,7 @@
           <w:sz w:val="36"/>
           <w:szCs w:val="36"/>
         </w:rPr>
-        <w:t>한빛글로벌 SyncGuard AI</w:t>
+        <w:t>한빛글로벌 SyncFlow AI</w:t>
       </w:r>
       <w:proofErr w:type="spellEnd"/>
     </w:p>
@@ -132,7 +132,7 @@
           </mc:Choice>
           <mc:Fallback>
             <w:pict>
-              <v:line w14:anchorId="40F84579" id="_x72899936" o:spid="_x0000_s1026" style="position:absolute;left:0;text-align:left;z-index:251656704;visibility:visible;mso-wrap-style:square;mso-width-percent:0;mso-height-percent:0;mso-wrap-distance-left:9pt;mso-wrap-distance-top:0;mso-wrap-distance-right:9pt;mso-wrap-distance-bottom:0;mso-position-horizontal:absolute;mso-position-horizontal-relative:page;mso-position-vertical:absolute;mso-position-vertical-relative:page;mso-width-percent:0;mso-height-percent:0;mso-width-relative:page;mso-height-relative:page" from="64.55pt,213.7pt" to="544.75pt,213.7pt" o:gfxdata="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" strokeweight="4.25pt">
+              <v:line w14:anchorId="40F84579" id="_x72899936" o:spid="_x0000_s1026" style="position:absolute;left:0;text-align:left;z-index:251656704;visibility:visible;mso-wrap-style:square;mso-width-percent:0;mso-height-percent:0;mso-wrap-distance-left:9pt;mso-wrap-distance-top:0;mso-wrap-distance-right:9pt;mso-wrap-distance-bottom:0;mso-position-horizontal:absolute;mso-position-horizontal-relative:page;mso-position-vertical:absolute;mso-position-vertical-relative:page;mso-width-percent:0;mso-height-percent:0;mso-width-relative:page;mso-height-relative:page" from="64.55pt,213.7pt" to="544.75pt,213.7pt" o:gfxdata="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" strokeweight="4.25pt">
                 <w10:wrap anchorx="page" anchory="page"/>
               </v:line>
             </w:pict>
@@ -7562,7 +7562,7 @@
           </mc:Choice>
           <mc:Fallback>
             <w:pict>
-              <v:group id="Group 2522" o:spid="_x0000_s1026" style="width:448.75pt;height:111.3pt;mso-position-horizontal-relative:char;mso-position-vertical-relative:line" coordorigin="1555,3900" coordsize="8975,2226" o:gfxdata="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">
+              <v:group id="Group 2522" o:spid="_x0000_s1026" style="width:448.75pt;height:111.3pt;mso-position-horizontal-relative:char;mso-position-vertical-relative:line" coordorigin="1555,3900" coordsize="8975,2226" o:gfxdata="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">
                 <v:rect id="Rectangle 2523" o:spid="_x0000_s1027" style="position:absolute;left:4720;top:3900;width:2705;height:621;visibility:visible;mso-wrap-style:square;v-text-anchor:top" o:gfxdata="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" filled="f">
                   <v:textbox>
                     <w:txbxContent>
@@ -8417,7 +8417,7 @@
           </mc:Choice>
           <mc:Fallback>
             <w:pict>
-              <v:group id="Group 2521" o:spid="_x0000_s1035" style="width:411.25pt;height:176.5pt;mso-position-horizontal-relative:char;mso-position-vertical-relative:line" coordorigin="1555,7995" coordsize="8225,3530" o:gfxdata="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">
+              <v:group id="Group 2521" o:spid="_x0000_s1035" style="width:411.25pt;height:176.5pt;mso-position-horizontal-relative:char;mso-position-vertical-relative:line" coordorigin="1555,7995" coordsize="8225,3530" o:gfxdata="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">
                 <v:rect id="Rectangle 2509" o:spid="_x0000_s1036" style="position:absolute;left:4395;top:7995;width:2705;height:621;visibility:visible;mso-wrap-style:square;v-text-anchor:top" o:gfxdata="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" filled="f">
                   <v:textbox>
                     <w:txbxContent>
@@ -11884,7 +11884,7 @@
                 <w:sz w:val="22"/>
                 <w:szCs w:val="22"/>
               </w:rPr>
-              <w:t>패키지 경로</w:t>
+              <w:t>도면패키지 경로</w:t>
             </w:r>
           </w:p>
         </w:tc>
@@ -13839,7 +13839,7 @@
         </mc:Choice>
         <mc:Fallback>
           <w:pict>
-            <v:line w14:anchorId="07D5CC5B" id="Line 3" o:spid="_x0000_s1026" style="position:absolute;left:0;text-align:left;flip:y;z-index:251657216;visibility:visible;mso-wrap-style:square;mso-width-percent:0;mso-height-percent:0;mso-wrap-distance-left:9pt;mso-wrap-distance-top:0;mso-wrap-distance-right:9pt;mso-wrap-distance-bottom:0;mso-position-horizontal:absolute;mso-position-horizontal-relative:text;mso-position-vertical:absolute;mso-position-vertical-relative:text;mso-width-percent:0;mso-height-percent:0;mso-width-relative:page;mso-height-relative:page" from="-2.6pt,4.05pt" to="470pt,5.3pt" o:gfxdata="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" strokecolor="silver" strokeweight="1.5pt"/>
+            <v:line w14:anchorId="07D5CC5B" id="Line 3" o:spid="_x0000_s1026" style="position:absolute;left:0;text-align:left;flip:y;z-index:251657216;visibility:visible;mso-wrap-style:square;mso-width-percent:0;mso-height-percent:0;mso-wrap-distance-left:9pt;mso-wrap-distance-top:0;mso-wrap-distance-right:9pt;mso-wrap-distance-bottom:0;mso-position-horizontal:absolute;mso-position-horizontal-relative:text;mso-position-vertical:absolute;mso-position-vertical-relative:text;mso-width-percent:0;mso-height-percent:0;mso-width-relative:page;mso-height-relative:page" from="-2.6pt,4.05pt" to="470pt,5.3pt" o:gfxdata="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" strokecolor="silver" strokeweight="1.5pt"/>
           </w:pict>
         </mc:Fallback>
       </mc:AlternateContent>
@@ -14248,7 +14248,7 @@
         </mc:Choice>
         <mc:Fallback>
           <w:pict>
-            <v:line w14:anchorId="15BFBCEE" id="Line 20" o:spid="_x0000_s1026" style="position:absolute;left:0;text-align:left;flip:y;z-index:251658240;visibility:visible;mso-wrap-style:square;mso-width-percent:0;mso-height-percent:0;mso-wrap-distance-left:9pt;mso-wrap-distance-top:0;mso-wrap-distance-right:9pt;mso-wrap-distance-bottom:0;mso-position-horizontal:center;mso-position-horizontal-relative:margin;mso-position-vertical:absolute;mso-position-vertical-relative:text;mso-width-percent:0;mso-height-percent:0;mso-width-relative:page;mso-height-relative:page" from="0,35.6pt" to="483.9pt,36.15pt" o:gfxdata="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" strokecolor="#969696" strokeweight="2.25pt">
+            <v:line w14:anchorId="15BFBCEE" id="Line 20" o:spid="_x0000_s1026" style="position:absolute;left:0;text-align:left;flip:y;z-index:251658240;visibility:visible;mso-wrap-style:square;mso-width-percent:0;mso-height-percent:0;mso-wrap-distance-left:9pt;mso-wrap-distance-top:0;mso-wrap-distance-right:9pt;mso-wrap-distance-bottom:0;mso-position-horizontal:center;mso-position-horizontal-relative:margin;mso-position-vertical:absolute;mso-position-vertical-relative:text;mso-width-percent:0;mso-height-percent:0;mso-width-relative:page;mso-height-relative:page" from="0,35.6pt" to="483.9pt,36.15pt" o:gfxdata="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" strokecolor="#969696" strokeweight="2.25pt">
               <w10:wrap anchorx="margin"/>
             </v:line>
           </w:pict>
@@ -14330,7 +14330,7 @@
                               <w:sz w:val="24"/>
                               <w:szCs w:val="24"/>
                             </w:rPr>
-                            <w:t>한빛글로벌 SyncGuard AI</w:t>
+                            <w:t>한빛글로벌 SyncFlow AI</w:t>
                           </w:r>
                           <w:proofErr w:type="spellEnd"/>
                         </w:p>
@@ -14357,7 +14357,7 @@
               <v:stroke joinstyle="miter"/>
               <v:path gradientshapeok="t" o:connecttype="rect"/>
             </v:shapetype>
-            <v:shape id="Text Box 21" o:spid="_x0000_s1047" type="#_x0000_t202" style="position:absolute;left:0;text-align:left;margin-left:.5pt;margin-top:7.7pt;width:137pt;height:24.85pt;z-index:251656192;visibility:visible;mso-wrap-style:square;mso-width-percent:0;mso-height-percent:0;mso-wrap-distance-left:9pt;mso-wrap-distance-top:0;mso-wrap-distance-right:9pt;mso-wrap-distance-bottom:0;mso-position-horizontal:absolute;mso-position-horizontal-relative:text;mso-position-vertical:absolute;mso-position-vertical-relative:text;mso-width-percent:0;mso-height-percent:0;mso-width-relative:page;mso-height-relative:page;v-text-anchor:top" o:gfxdata="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" stroked="f">
+            <v:shape id="Text Box 21" o:spid="_x0000_s1047" type="#_x0000_t202" style="position:absolute;left:0;text-align:left;margin-left:.5pt;margin-top:7.7pt;width:137pt;height:24.85pt;z-index:251656192;visibility:visible;mso-wrap-style:square;mso-width-percent:0;mso-height-percent:0;mso-wrap-distance-left:9pt;mso-wrap-distance-top:0;mso-wrap-distance-right:9pt;mso-wrap-distance-bottom:0;mso-position-horizontal:absolute;mso-position-horizontal-relative:text;mso-position-vertical:absolute;mso-position-vertical-relative:text;mso-width-percent:0;mso-height-percent:0;mso-width-relative:page;mso-height-relative:page;v-text-anchor:top" o:gfxdata="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" stroked="f">
               <o:lock v:ext="edit" aspectratio="t"/>
               <v:textbox>
                 <w:txbxContent>
@@ -14378,7 +14378,7 @@
                         <w:sz w:val="24"/>
                         <w:szCs w:val="24"/>
                       </w:rPr>
-                      <w:t>한빛글로벌 SyncGuard AI</w:t>
+                      <w:t>한빛글로벌 SyncFlow AI</w:t>
                     </w:r>
                     <w:proofErr w:type="spellEnd"/>
                   </w:p>
@@ -14497,7 +14497,7 @@
         </mc:Choice>
         <mc:Fallback>
           <w:pict>
-            <v:shape id="Text Box 22" o:spid="_x0000_s1048" type="#_x0000_t202" style="position:absolute;left:0;text-align:left;margin-left:335pt;margin-top:6.25pt;width:146.9pt;height:27.1pt;z-index:251659264;visibility:visible;mso-wrap-style:square;mso-width-percent:0;mso-height-percent:0;mso-wrap-distance-left:9pt;mso-wrap-distance-top:0;mso-wrap-distance-right:9pt;mso-wrap-distance-bottom:0;mso-position-horizontal:absolute;mso-position-horizontal-relative:text;mso-position-vertical:absolute;mso-position-vertical-relative:text;mso-width-percent:0;mso-height-percent:0;mso-width-relative:page;mso-height-relative:page;v-text-anchor:top" o:gfxdata="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" stroked="f">
+            <v:shape id="Text Box 22" o:spid="_x0000_s1048" type="#_x0000_t202" style="position:absolute;left:0;text-align:left;margin-left:335pt;margin-top:6.25pt;width:146.9pt;height:27.1pt;z-index:251659264;visibility:visible;mso-wrap-style:square;mso-width-percent:0;mso-height-percent:0;mso-wrap-distance-left:9pt;mso-wrap-distance-top:0;mso-wrap-distance-right:9pt;mso-wrap-distance-bottom:0;mso-position-horizontal:absolute;mso-position-horizontal-relative:text;mso-position-vertical:absolute;mso-position-vertical-relative:text;mso-width-percent:0;mso-height-percent:0;mso-width-relative:page;mso-height-relative:page;v-text-anchor:top" o:gfxdata="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" stroked="f">
               <o:lock v:ext="edit" aspectratio="t"/>
               <v:textbox>
                 <w:txbxContent>
